--- a/第2节课--指令与权限.docx
+++ b/第2节课--指令与权限.docx
@@ -108,66 +108,147 @@
         <w:rPr>
           <w:rFonts w:hint="eastAsia"/>
         </w:rPr>
-        <w:t>普通用户到超级用户的切换指令：  su ：只是身份切换，当前目录不变</w:t>
-      </w:r>
-    </w:p>
-    <w:p>
-      <w:pPr>
-        <w:rPr>
-          <w:rFonts w:hint="eastAsia"/>
-        </w:rPr>
-      </w:pPr>
-      <w:r>
-        <w:tab/>
-      </w:r>
-      <w:r>
-        <w:tab/>
-      </w:r>
-      <w:r>
-        <w:tab/>
-      </w:r>
-      <w:r>
-        <w:tab/>
-      </w:r>
-      <w:r>
-        <w:tab/>
-      </w:r>
-      <w:r>
-        <w:tab/>
-      </w:r>
-      <w:r>
-        <w:tab/>
-      </w:r>
-      <w:r>
-        <w:tab/>
-      </w:r>
-      <w:r>
-        <w:rPr>
-          <w:rFonts w:hint="eastAsia"/>
-        </w:rPr>
-        <w:t xml:space="preserve"> su - ：重新登录一遍，当前目录会改变</w:t>
-      </w:r>
-    </w:p>
-    <w:p>
-      <w:r>
-        <w:rPr>
-          <w:rFonts w:hint="eastAsia"/>
-        </w:rPr>
-        <w:t>超级用户到普通用户的切换指令：su name ：name为普通用户的姓名，直接完成切换，切换为普通用户后可按CTRL+d切换为超级用户</w:t>
-      </w:r>
-    </w:p>
-    <w:p/>
-    <w:p>
-      <w:pPr>
-        <w:rPr>
-          <w:rFonts w:hint="eastAsia"/>
-        </w:rPr>
-      </w:pPr>
-      <w:r>
-        <w:rPr>
-          <w:rFonts w:hint="eastAsia"/>
-        </w:rPr>
-        <w:t>指令sudo ：用来进行指令的短暂提权</w:t>
+        <w:t xml:space="preserve">普通用户到超级用户的切换指令：  </w:t>
+      </w:r>
+      <w:proofErr w:type="spellStart"/>
+      <w:r>
+        <w:rPr>
+          <w:rFonts w:hint="eastAsia"/>
+        </w:rPr>
+        <w:t>su</w:t>
+      </w:r>
+      <w:proofErr w:type="spellEnd"/>
+      <w:r>
+        <w:rPr>
+          <w:rFonts w:hint="eastAsia"/>
+        </w:rPr>
+        <w:t xml:space="preserve"> ：只是身份切换，当前目录不变</w:t>
+      </w:r>
+    </w:p>
+    <w:p>
+      <w:pPr>
+        <w:rPr>
+          <w:rFonts w:hint="eastAsia"/>
+        </w:rPr>
+      </w:pPr>
+      <w:r>
+        <w:tab/>
+      </w:r>
+      <w:r>
+        <w:tab/>
+      </w:r>
+      <w:r>
+        <w:tab/>
+      </w:r>
+      <w:r>
+        <w:tab/>
+      </w:r>
+      <w:r>
+        <w:tab/>
+      </w:r>
+      <w:r>
+        <w:tab/>
+      </w:r>
+      <w:r>
+        <w:tab/>
+      </w:r>
+      <w:r>
+        <w:tab/>
+      </w:r>
+      <w:r>
+        <w:rPr>
+          <w:rFonts w:hint="eastAsia"/>
+        </w:rPr>
+        <w:t xml:space="preserve"> </w:t>
+      </w:r>
+      <w:proofErr w:type="spellStart"/>
+      <w:r>
+        <w:rPr>
+          <w:rFonts w:hint="eastAsia"/>
+        </w:rPr>
+        <w:t>su</w:t>
+      </w:r>
+      <w:proofErr w:type="spellEnd"/>
+      <w:r>
+        <w:rPr>
+          <w:rFonts w:hint="eastAsia"/>
+        </w:rPr>
+        <w:t xml:space="preserve"> - ：重新登录一遍，当前目录会改变</w:t>
+      </w:r>
+    </w:p>
+    <w:p>
+      <w:pPr>
+        <w:rPr>
+          <w:rFonts w:hint="eastAsia"/>
+        </w:rPr>
+      </w:pPr>
+      <w:r>
+        <w:rPr>
+          <w:rFonts w:hint="eastAsia"/>
+        </w:rPr>
+        <w:t>超级用户到普通用户的切换指令：</w:t>
+      </w:r>
+      <w:proofErr w:type="spellStart"/>
+      <w:r>
+        <w:rPr>
+          <w:rFonts w:hint="eastAsia"/>
+        </w:rPr>
+        <w:t>su</w:t>
+      </w:r>
+      <w:proofErr w:type="spellEnd"/>
+      <w:r>
+        <w:rPr>
+          <w:rFonts w:hint="eastAsia"/>
+        </w:rPr>
+        <w:t xml:space="preserve"> name ：name为普通用户的姓名，直接完成切换，切换为普通用户后可按</w:t>
+      </w:r>
+      <w:proofErr w:type="spellStart"/>
+      <w:r>
+        <w:rPr>
+          <w:rFonts w:hint="eastAsia"/>
+        </w:rPr>
+        <w:t>CTRL+d</w:t>
+      </w:r>
+      <w:proofErr w:type="spellEnd"/>
+      <w:r>
+        <w:rPr>
+          <w:rFonts w:hint="eastAsia"/>
+        </w:rPr>
+        <w:t>切换为超级用户</w:t>
+      </w:r>
+    </w:p>
+    <w:p>
+      <w:pPr>
+        <w:rPr>
+          <w:rFonts w:hint="eastAsia"/>
+        </w:rPr>
+      </w:pPr>
+    </w:p>
+    <w:p>
+      <w:pPr>
+        <w:rPr>
+          <w:rFonts w:hint="eastAsia"/>
+        </w:rPr>
+      </w:pPr>
+      <w:r>
+        <w:rPr>
+          <w:rFonts w:hint="eastAsia"/>
+        </w:rPr>
+        <w:t>指令</w:t>
+      </w:r>
+      <w:proofErr w:type="spellStart"/>
+      <w:r>
+        <w:rPr>
+          <w:rFonts w:hint="eastAsia"/>
+        </w:rPr>
+        <w:t>sudo</w:t>
+      </w:r>
+      <w:proofErr w:type="spellEnd"/>
+      <w:r>
+        <w:rPr>
+          <w:rFonts w:hint="eastAsia"/>
+        </w:rPr>
+        <w:t xml:space="preserve"> ：用来进行指令的短暂提权</w:t>
       </w:r>
       <w:r>
         <w:tab/>
@@ -180,6 +261,11 @@
       </w:r>
     </w:p>
     <w:p>
+      <w:pPr>
+        <w:rPr>
+          <w:rFonts w:hint="eastAsia"/>
+        </w:rPr>
+      </w:pPr>
       <w:r>
         <w:tab/>
       </w:r>
@@ -190,16 +276,46 @@
         <w:t>应用场景：安装软件到系统中时，需要管理员权限，其实只安装了一份，允许大家使用，但这样的话，一个项目下人人都是root权限了吗？</w:t>
       </w:r>
     </w:p>
-    <w:p/>
-    <w:p>
-      <w:r>
-        <w:rPr>
-          <w:rFonts w:hint="eastAsia"/>
-        </w:rPr>
-        <w:t>在普通用户下，使用   sudo ls  一般会报错</w:t>
-      </w:r>
-    </w:p>
-    <w:p>
+    <w:p>
+      <w:pPr>
+        <w:rPr>
+          <w:rFonts w:hint="eastAsia"/>
+        </w:rPr>
+      </w:pPr>
+    </w:p>
+    <w:p>
+      <w:pPr>
+        <w:rPr>
+          <w:rFonts w:hint="eastAsia"/>
+        </w:rPr>
+      </w:pPr>
+      <w:r>
+        <w:rPr>
+          <w:rFonts w:hint="eastAsia"/>
+        </w:rPr>
+        <w:t xml:space="preserve">在普通用户下，使用   </w:t>
+      </w:r>
+      <w:proofErr w:type="spellStart"/>
+      <w:r>
+        <w:rPr>
+          <w:rFonts w:hint="eastAsia"/>
+        </w:rPr>
+        <w:t>sudo</w:t>
+      </w:r>
+      <w:proofErr w:type="spellEnd"/>
+      <w:r>
+        <w:rPr>
+          <w:rFonts w:hint="eastAsia"/>
+        </w:rPr>
+        <w:t xml:space="preserve"> ls  一般会报错</w:t>
+      </w:r>
+    </w:p>
+    <w:p>
+      <w:pPr>
+        <w:rPr>
+          <w:rFonts w:hint="eastAsia"/>
+        </w:rPr>
+      </w:pPr>
       <w:r>
         <w:rPr>
           <w:noProof/>
@@ -242,22 +358,80 @@
       </w:r>
     </w:p>
     <w:p>
-      <w:r>
-        <w:rPr>
-          <w:rFonts w:hint="eastAsia"/>
-        </w:rPr>
-        <w:t>这是为什么呢？这就体现了sudo不是对所有用户进行提权的，而是选择部分进行提权</w:t>
-      </w:r>
-    </w:p>
-    <w:p>
-      <w:r>
-        <w:rPr>
-          <w:rFonts w:hint="eastAsia"/>
-        </w:rPr>
-        <w:t>那么如何利用sudo对当前用户进行真正的提权呢？其实Linux里会提供一种“白名单”的东西，在白名单里对允许用sudo提权的用户表明即可</w:t>
-      </w:r>
-    </w:p>
-    <w:p/>
+      <w:pPr>
+        <w:rPr>
+          <w:rFonts w:hint="eastAsia"/>
+        </w:rPr>
+      </w:pPr>
+      <w:r>
+        <w:rPr>
+          <w:rFonts w:hint="eastAsia"/>
+        </w:rPr>
+        <w:t>这是为什么呢？这就体现了</w:t>
+      </w:r>
+      <w:proofErr w:type="spellStart"/>
+      <w:r>
+        <w:rPr>
+          <w:rFonts w:hint="eastAsia"/>
+        </w:rPr>
+        <w:t>sudo</w:t>
+      </w:r>
+      <w:proofErr w:type="spellEnd"/>
+      <w:r>
+        <w:rPr>
+          <w:rFonts w:hint="eastAsia"/>
+        </w:rPr>
+        <w:t>不是对所有用户进行提权的，而是选择部分进行提权</w:t>
+      </w:r>
+    </w:p>
+    <w:p>
+      <w:pPr>
+        <w:rPr>
+          <w:rFonts w:hint="eastAsia"/>
+        </w:rPr>
+      </w:pPr>
+      <w:r>
+        <w:rPr>
+          <w:rFonts w:hint="eastAsia"/>
+        </w:rPr>
+        <w:t>那么如何利用</w:t>
+      </w:r>
+      <w:proofErr w:type="spellStart"/>
+      <w:r>
+        <w:rPr>
+          <w:rFonts w:hint="eastAsia"/>
+        </w:rPr>
+        <w:t>sudo</w:t>
+      </w:r>
+      <w:proofErr w:type="spellEnd"/>
+      <w:r>
+        <w:rPr>
+          <w:rFonts w:hint="eastAsia"/>
+        </w:rPr>
+        <w:t>对当前用户进行真正的提权呢？其实Linux里会提供一种“白名单”的东西，在白名单里对允许用</w:t>
+      </w:r>
+      <w:proofErr w:type="spellStart"/>
+      <w:r>
+        <w:rPr>
+          <w:rFonts w:hint="eastAsia"/>
+        </w:rPr>
+        <w:t>sudo</w:t>
+      </w:r>
+      <w:proofErr w:type="spellEnd"/>
+      <w:r>
+        <w:rPr>
+          <w:rFonts w:hint="eastAsia"/>
+        </w:rPr>
+        <w:t>提权的用户表明即可</w:t>
+      </w:r>
+    </w:p>
+    <w:p>
+      <w:pPr>
+        <w:rPr>
+          <w:rFonts w:hint="eastAsia"/>
+        </w:rPr>
+      </w:pPr>
+    </w:p>
     <w:p>
       <w:pPr>
         <w:rPr>
@@ -279,15 +453,53 @@
       </w:r>
     </w:p>
     <w:p>
-      <w:r>
-        <w:rPr>
-          <w:rFonts w:hint="eastAsia"/>
-        </w:rPr>
-        <w:t>首先在root权限下输入指令：vim /etc/sudoers</w:t>
-      </w:r>
-    </w:p>
-    <w:p/>
-    <w:p>
+      <w:pPr>
+        <w:rPr>
+          <w:rFonts w:hint="eastAsia"/>
+        </w:rPr>
+      </w:pPr>
+      <w:r>
+        <w:rPr>
+          <w:rFonts w:hint="eastAsia"/>
+        </w:rPr>
+        <w:t>首先在root权限下输入指令：vim /</w:t>
+      </w:r>
+      <w:proofErr w:type="spellStart"/>
+      <w:r>
+        <w:rPr>
+          <w:rFonts w:hint="eastAsia"/>
+        </w:rPr>
+        <w:t>etc</w:t>
+      </w:r>
+      <w:proofErr w:type="spellEnd"/>
+      <w:r>
+        <w:rPr>
+          <w:rFonts w:hint="eastAsia"/>
+        </w:rPr>
+        <w:t>/</w:t>
+      </w:r>
+      <w:proofErr w:type="spellStart"/>
+      <w:r>
+        <w:rPr>
+          <w:rFonts w:hint="eastAsia"/>
+        </w:rPr>
+        <w:t>sudoers</w:t>
+      </w:r>
+      <w:proofErr w:type="spellEnd"/>
+    </w:p>
+    <w:p>
+      <w:pPr>
+        <w:rPr>
+          <w:rFonts w:hint="eastAsia"/>
+        </w:rPr>
+      </w:pPr>
+    </w:p>
+    <w:p>
+      <w:pPr>
+        <w:rPr>
+          <w:rFonts w:hint="eastAsia"/>
+        </w:rPr>
+      </w:pPr>
       <w:r>
         <w:rPr>
           <w:rFonts w:hint="eastAsia"/>
@@ -296,6 +508,11 @@
       </w:r>
     </w:p>
     <w:p>
+      <w:pPr>
+        <w:rPr>
+          <w:rFonts w:hint="eastAsia"/>
+        </w:rPr>
+      </w:pPr>
       <w:r>
         <w:rPr>
           <w:noProof/>
@@ -337,8 +554,19 @@
         </w:drawing>
       </w:r>
     </w:p>
-    <w:p/>
-    <w:p>
+    <w:p>
+      <w:pPr>
+        <w:rPr>
+          <w:rFonts w:hint="eastAsia"/>
+        </w:rPr>
+      </w:pPr>
+    </w:p>
+    <w:p>
+      <w:pPr>
+        <w:rPr>
+          <w:rFonts w:hint="eastAsia"/>
+        </w:rPr>
+      </w:pPr>
       <w:r>
         <w:rPr>
           <w:rFonts w:hint="eastAsia"/>
@@ -346,8 +574,19 @@
         <w:t>仿照root的这一行把要加入白名单的用户名写好即好：</w:t>
       </w:r>
     </w:p>
-    <w:p/>
-    <w:p>
+    <w:p>
+      <w:pPr>
+        <w:rPr>
+          <w:rFonts w:hint="eastAsia"/>
+        </w:rPr>
+      </w:pPr>
+    </w:p>
+    <w:p>
+      <w:pPr>
+        <w:rPr>
+          <w:rFonts w:hint="eastAsia"/>
+        </w:rPr>
+      </w:pPr>
       <w:r>
         <w:rPr>
           <w:noProof/>
@@ -389,8 +628,19 @@
         </w:drawing>
       </w:r>
     </w:p>
-    <w:p/>
-    <w:p>
+    <w:p>
+      <w:pPr>
+        <w:rPr>
+          <w:rFonts w:hint="eastAsia"/>
+        </w:rPr>
+      </w:pPr>
+    </w:p>
+    <w:p>
+      <w:pPr>
+        <w:rPr>
+          <w:rFonts w:hint="eastAsia"/>
+        </w:rPr>
+      </w:pPr>
       <w:r>
         <w:rPr>
           <w:rFonts w:hint="eastAsia"/>
@@ -399,6 +649,11 @@
       </w:r>
     </w:p>
     <w:p>
+      <w:pPr>
+        <w:rPr>
+          <w:rFonts w:hint="eastAsia"/>
+        </w:rPr>
+      </w:pPr>
       <w:r>
         <w:rPr>
           <w:rFonts w:hint="eastAsia"/>
@@ -407,14 +662,38 @@
       </w:r>
     </w:p>
     <w:p>
-      <w:r>
-        <w:rPr>
-          <w:rFonts w:hint="eastAsia"/>
-        </w:rPr>
-        <w:t>然后输入  :wq！  这是强制保存并退出</w:t>
-      </w:r>
-    </w:p>
-    <w:p>
+      <w:pPr>
+        <w:rPr>
+          <w:rFonts w:hint="eastAsia"/>
+        </w:rPr>
+      </w:pPr>
+      <w:r>
+        <w:rPr>
+          <w:rFonts w:hint="eastAsia"/>
+        </w:rPr>
+        <w:t>然后输入  :</w:t>
+      </w:r>
+      <w:proofErr w:type="spellStart"/>
+      <w:r>
+        <w:rPr>
+          <w:rFonts w:hint="eastAsia"/>
+        </w:rPr>
+        <w:t>wq</w:t>
+      </w:r>
+      <w:proofErr w:type="spellEnd"/>
+      <w:r>
+        <w:rPr>
+          <w:rFonts w:hint="eastAsia"/>
+        </w:rPr>
+        <w:t>！  这是强制保存并退出</w:t>
+      </w:r>
+    </w:p>
+    <w:p>
+      <w:pPr>
+        <w:rPr>
+          <w:rFonts w:hint="eastAsia"/>
+        </w:rPr>
+      </w:pPr>
       <w:r>
         <w:rPr>
           <w:rFonts w:hint="eastAsia"/>
@@ -422,7 +701,13 @@
         <w:t>如果不小心改错了 ，依然是esc起手，然后输出指令   :q!  这是放弃修改并退出</w:t>
       </w:r>
     </w:p>
-    <w:p/>
+    <w:p>
+      <w:pPr>
+        <w:rPr>
+          <w:rFonts w:hint="eastAsia"/>
+        </w:rPr>
+      </w:pPr>
+    </w:p>
     <w:p>
       <w:pPr>
         <w:rPr>
@@ -437,17 +722,67 @@
         <w:t>但一定要慎用</w:t>
       </w:r>
     </w:p>
-    <w:p/>
-    <w:p>
-      <w:r>
-        <w:rPr>
-          <w:rFonts w:hint="eastAsia"/>
-        </w:rPr>
-        <w:t>这之后，案例里的sy就能利用sudo提权进行创建文件等操作了</w:t>
-      </w:r>
-    </w:p>
-    <w:p/>
-    <w:p>
+    <w:p>
+      <w:pPr>
+        <w:rPr>
+          <w:rFonts w:hint="eastAsia"/>
+        </w:rPr>
+      </w:pPr>
+    </w:p>
+    <w:p>
+      <w:pPr>
+        <w:rPr>
+          <w:rFonts w:hint="eastAsia"/>
+        </w:rPr>
+      </w:pPr>
+      <w:r>
+        <w:rPr>
+          <w:rFonts w:hint="eastAsia"/>
+        </w:rPr>
+        <w:t>这之后，案例里的</w:t>
+      </w:r>
+      <w:proofErr w:type="spellStart"/>
+      <w:r>
+        <w:rPr>
+          <w:rFonts w:hint="eastAsia"/>
+        </w:rPr>
+        <w:t>sy</w:t>
+      </w:r>
+      <w:proofErr w:type="spellEnd"/>
+      <w:r>
+        <w:rPr>
+          <w:rFonts w:hint="eastAsia"/>
+        </w:rPr>
+        <w:t>就能利用</w:t>
+      </w:r>
+      <w:proofErr w:type="spellStart"/>
+      <w:r>
+        <w:rPr>
+          <w:rFonts w:hint="eastAsia"/>
+        </w:rPr>
+        <w:t>sudo</w:t>
+      </w:r>
+      <w:proofErr w:type="spellEnd"/>
+      <w:r>
+        <w:rPr>
+          <w:rFonts w:hint="eastAsia"/>
+        </w:rPr>
+        <w:t>提权进行创建文件等操作了</w:t>
+      </w:r>
+    </w:p>
+    <w:p>
+      <w:pPr>
+        <w:rPr>
+          <w:rFonts w:hint="eastAsia"/>
+        </w:rPr>
+      </w:pPr>
+    </w:p>
+    <w:p>
+      <w:pPr>
+        <w:rPr>
+          <w:rFonts w:hint="eastAsia"/>
+        </w:rPr>
+      </w:pPr>
       <w:r>
         <w:rPr>
           <w:rFonts w:hint="eastAsia"/>
@@ -456,6 +791,11 @@
       </w:r>
     </w:p>
     <w:p>
+      <w:pPr>
+        <w:rPr>
+          <w:rFonts w:hint="eastAsia"/>
+        </w:rPr>
+      </w:pPr>
       <w:r>
         <w:tab/>
       </w:r>
@@ -467,6 +807,11 @@
       </w:r>
     </w:p>
     <w:p>
+      <w:pPr>
+        <w:rPr>
+          <w:rFonts w:hint="eastAsia"/>
+        </w:rPr>
+      </w:pPr>
       <w:r>
         <w:rPr>
           <w:rFonts w:hint="eastAsia"/>
@@ -475,6 +820,11 @@
       </w:r>
     </w:p>
     <w:p>
+      <w:pPr>
+        <w:rPr>
+          <w:rFonts w:hint="eastAsia"/>
+        </w:rPr>
+      </w:pPr>
       <w:r>
         <w:tab/>
       </w:r>
@@ -486,6 +836,11 @@
       </w:r>
     </w:p>
     <w:p>
+      <w:pPr>
+        <w:rPr>
+          <w:rFonts w:hint="eastAsia"/>
+        </w:rPr>
+      </w:pPr>
       <w:r>
         <w:rPr>
           <w:rFonts w:hint="eastAsia"/>
@@ -508,6 +863,11 @@
       </w:r>
     </w:p>
     <w:p>
+      <w:pPr>
+        <w:rPr>
+          <w:rFonts w:hint="eastAsia"/>
+        </w:rPr>
+      </w:pPr>
       <w:r>
         <w:rPr>
           <w:noProof/>
@@ -550,6 +910,11 @@
       </w:r>
     </w:p>
     <w:p>
+      <w:pPr>
+        <w:rPr>
+          <w:rFonts w:hint="eastAsia"/>
+        </w:rPr>
+      </w:pPr>
       <w:r>
         <w:rPr>
           <w:rFonts w:hint="eastAsia"/>
@@ -564,6 +929,11 @@
       </w:r>
     </w:p>
     <w:p>
+      <w:pPr>
+        <w:rPr>
+          <w:rFonts w:hint="eastAsia"/>
+        </w:rPr>
+      </w:pPr>
       <w:r>
         <w:tab/>
       </w:r>
@@ -574,9 +944,26 @@
         <w:t>而所属组，也很好理解：就是当前用户所在的同一项目小组，小组内可以资源共享的小组，而other角色无法访问本小组的资源。也就是更精细化的权限管理，有更精细化的身份角色</w:t>
       </w:r>
     </w:p>
-    <w:p/>
-    <w:p/>
-    <w:p>
+    <w:p>
+      <w:pPr>
+        <w:rPr>
+          <w:rFonts w:hint="eastAsia"/>
+        </w:rPr>
+      </w:pPr>
+    </w:p>
+    <w:p>
+      <w:pPr>
+        <w:rPr>
+          <w:rFonts w:hint="eastAsia"/>
+        </w:rPr>
+      </w:pPr>
+    </w:p>
+    <w:p>
+      <w:pPr>
+        <w:rPr>
+          <w:rFonts w:hint="eastAsia"/>
+        </w:rPr>
+      </w:pPr>
       <w:r>
         <w:rPr>
           <w:rFonts w:hint="eastAsia"/>
@@ -585,6 +972,11 @@
       </w:r>
     </w:p>
     <w:p>
+      <w:pPr>
+        <w:rPr>
+          <w:rFonts w:hint="eastAsia"/>
+        </w:rPr>
+      </w:pPr>
       <w:r>
         <w:tab/>
       </w:r>
@@ -598,6 +990,9 @@
     <w:p>
       <w:pPr>
         <w:ind w:firstLine="440"/>
+        <w:rPr>
+          <w:rFonts w:hint="eastAsia"/>
+        </w:rPr>
       </w:pPr>
       <w:r>
         <w:rPr>
@@ -621,6 +1016,11 @@
       </w:r>
     </w:p>
     <w:p>
+      <w:pPr>
+        <w:rPr>
+          <w:rFonts w:hint="eastAsia"/>
+        </w:rPr>
+      </w:pPr>
       <w:r>
         <w:rPr>
           <w:noProof/>
@@ -675,35 +1075,1678 @@
         </w:rPr>
         <w:t xml:space="preserve">三个---为一个角色对该文件的权限  依次代表：是否允许读 是否允许写 是否允许执行   </w:t>
       </w:r>
-      <w:r>
-        <w:rPr>
-          <w:rFonts w:hint="eastAsia"/>
-        </w:rPr>
-        <w:t>rwx对应有相应权限  - 则对应此位置对应的权限没有</w:t>
-      </w:r>
-    </w:p>
-    <w:p>
+      <w:proofErr w:type="spellStart"/>
+      <w:r>
+        <w:rPr>
+          <w:rFonts w:hint="eastAsia"/>
+        </w:rPr>
+        <w:t>rwx</w:t>
+      </w:r>
+      <w:proofErr w:type="spellEnd"/>
+      <w:r>
+        <w:rPr>
+          <w:rFonts w:hint="eastAsia"/>
+        </w:rPr>
+        <w:t>对应有相应权限  - 则对应此位置对应的权限没有</w:t>
+      </w:r>
+    </w:p>
+    <w:p>
+      <w:pPr>
+        <w:rPr>
+          <w:rFonts w:hint="eastAsia"/>
+        </w:rPr>
+      </w:pPr>
       <w:r>
         <w:rPr>
           <w:rFonts w:hint="eastAsia"/>
         </w:rPr>
         <w:t>所以说一个文件时，说这个文件的拥有者可以读写可执行等权限，或者这个文件的所属组可以读写或者可执行等权限</w:t>
+      </w:r>
+    </w:p>
+    <w:p>
+      <w:pPr>
+        <w:rPr>
+          <w:rFonts w:hint="eastAsia"/>
+        </w:rPr>
+      </w:pPr>
+    </w:p>
+    <w:p>
+      <w:pPr>
+        <w:rPr>
+          <w:rFonts w:hint="eastAsia"/>
+        </w:rPr>
+      </w:pPr>
+    </w:p>
+    <w:p>
+      <w:pPr>
+        <w:rPr>
+          <w:rFonts w:hint="eastAsia"/>
+        </w:rPr>
+      </w:pPr>
+    </w:p>
+    <w:p>
+      <w:r>
+        <w:rPr>
+          <w:rFonts w:hint="eastAsia"/>
+        </w:rPr>
+        <w:t>好，上面的知识铺垫好了要进行实操了，如何改权限呢？</w:t>
+      </w:r>
+    </w:p>
+    <w:p/>
+    <w:p>
+      <w:r>
+        <w:tab/>
+      </w:r>
+      <w:r>
+        <w:rPr>
+          <w:rFonts w:hint="eastAsia"/>
+        </w:rPr>
+        <w:t>指令：</w:t>
+      </w:r>
+      <w:proofErr w:type="spellStart"/>
+      <w:r>
+        <w:rPr>
+          <w:rFonts w:hint="eastAsia"/>
+        </w:rPr>
+        <w:t>chmod</w:t>
+      </w:r>
+      <w:proofErr w:type="spellEnd"/>
+      <w:r>
+        <w:rPr>
+          <w:rFonts w:hint="eastAsia"/>
+        </w:rPr>
+        <w:t>（change mod）就可以更改文件的权限</w:t>
+      </w:r>
+    </w:p>
+    <w:p/>
+    <w:p>
+      <w:r>
+        <w:rPr>
+          <w:rFonts w:hint="eastAsia"/>
+        </w:rPr>
+        <w:t>例如：更改拥有者的权限：</w:t>
+      </w:r>
+      <w:proofErr w:type="spellStart"/>
+      <w:r>
+        <w:rPr>
+          <w:rFonts w:hint="eastAsia"/>
+          <w:b/>
+          <w:bCs/>
+        </w:rPr>
+        <w:t>chmod</w:t>
+      </w:r>
+      <w:proofErr w:type="spellEnd"/>
+      <w:r>
+        <w:rPr>
+          <w:rFonts w:hint="eastAsia"/>
+          <w:b/>
+          <w:bCs/>
+        </w:rPr>
+        <w:t xml:space="preserve"> u-r my.txt</w:t>
+      </w:r>
+      <w:r>
+        <w:rPr>
+          <w:rFonts w:hint="eastAsia"/>
+        </w:rPr>
+        <w:t xml:space="preserve"> 就可以更改mt.txt这个文件的拥有者的读 权限了(</w:t>
+      </w:r>
+      <w:r>
+        <w:rPr>
+          <w:rFonts w:hint="eastAsia"/>
+          <w:b/>
+          <w:bCs/>
+        </w:rPr>
+        <w:t>这个指令中的是减号，同理如果要加上拥有者的权限就加上加号就行了</w:t>
+      </w:r>
+      <w:r>
+        <w:rPr>
+          <w:rFonts w:hint="eastAsia"/>
+        </w:rPr>
+        <w:t>)（如下图所示）</w:t>
+      </w:r>
+    </w:p>
+    <w:p>
+      <w:r>
+        <w:rPr>
+          <w:noProof/>
+        </w:rPr>
+        <w:lastRenderedPageBreak/>
+        <w:drawing>
+          <wp:inline distT="0" distB="0" distL="0" distR="0" wp14:anchorId="1F689A99" wp14:editId="0AFF9B27">
+            <wp:extent cx="3866667" cy="1438095"/>
+            <wp:effectExtent l="0" t="0" r="635" b="0"/>
+            <wp:docPr id="840919748" name="图片 1"/>
+            <wp:cNvGraphicFramePr>
+              <a:graphicFrameLocks xmlns:a="http://schemas.openxmlformats.org/drawingml/2006/main" noChangeAspect="1"/>
+            </wp:cNvGraphicFramePr>
+            <a:graphic xmlns:a="http://schemas.openxmlformats.org/drawingml/2006/main">
+              <a:graphicData uri="http://schemas.openxmlformats.org/drawingml/2006/picture">
+                <pic:pic xmlns:pic="http://schemas.openxmlformats.org/drawingml/2006/picture">
+                  <pic:nvPicPr>
+                    <pic:cNvPr id="840919748" name=""/>
+                    <pic:cNvPicPr/>
+                  </pic:nvPicPr>
+                  <pic:blipFill>
+                    <a:blip r:embed="rId12"/>
+                    <a:stretch>
+                      <a:fillRect/>
+                    </a:stretch>
+                  </pic:blipFill>
+                  <pic:spPr>
+                    <a:xfrm>
+                      <a:off x="0" y="0"/>
+                      <a:ext cx="3866667" cy="1438095"/>
+                    </a:xfrm>
+                    <a:prstGeom prst="rect">
+                      <a:avLst/>
+                    </a:prstGeom>
+                  </pic:spPr>
+                </pic:pic>
+              </a:graphicData>
+            </a:graphic>
+          </wp:inline>
+        </w:drawing>
+      </w:r>
+    </w:p>
+    <w:p/>
+    <w:p>
+      <w:r>
+        <w:rPr>
+          <w:rFonts w:hint="eastAsia"/>
+        </w:rPr>
+        <w:t>同理，加上拥有者的读权限就可以用下指令(如下图所示)：</w:t>
+      </w:r>
+    </w:p>
+    <w:p>
+      <w:pPr>
+        <w:rPr>
+          <w:b/>
+          <w:bCs/>
+        </w:rPr>
+      </w:pPr>
+      <w:r>
+        <w:tab/>
+      </w:r>
+      <w:proofErr w:type="spellStart"/>
+      <w:r>
+        <w:rPr>
+          <w:rFonts w:hint="eastAsia"/>
+          <w:b/>
+          <w:bCs/>
+        </w:rPr>
+        <w:t>chmod</w:t>
+      </w:r>
+      <w:proofErr w:type="spellEnd"/>
+      <w:r>
+        <w:rPr>
+          <w:rFonts w:hint="eastAsia"/>
+          <w:b/>
+          <w:bCs/>
+        </w:rPr>
+        <w:t xml:space="preserve"> </w:t>
+      </w:r>
+      <w:proofErr w:type="spellStart"/>
+      <w:r>
+        <w:rPr>
+          <w:rFonts w:hint="eastAsia"/>
+          <w:b/>
+          <w:bCs/>
+        </w:rPr>
+        <w:t>u+r</w:t>
+      </w:r>
+      <w:proofErr w:type="spellEnd"/>
+      <w:r>
+        <w:rPr>
+          <w:rFonts w:hint="eastAsia"/>
+          <w:b/>
+          <w:bCs/>
+        </w:rPr>
+        <w:t xml:space="preserve"> my.txt</w:t>
+      </w:r>
+    </w:p>
+    <w:p>
+      <w:r>
+        <w:rPr>
+          <w:noProof/>
+        </w:rPr>
+        <w:drawing>
+          <wp:inline distT="0" distB="0" distL="0" distR="0" wp14:anchorId="612E031A" wp14:editId="3D39F8D4">
+            <wp:extent cx="3695238" cy="780952"/>
+            <wp:effectExtent l="0" t="0" r="635" b="635"/>
+            <wp:docPr id="225521778" name="图片 1"/>
+            <wp:cNvGraphicFramePr>
+              <a:graphicFrameLocks xmlns:a="http://schemas.openxmlformats.org/drawingml/2006/main" noChangeAspect="1"/>
+            </wp:cNvGraphicFramePr>
+            <a:graphic xmlns:a="http://schemas.openxmlformats.org/drawingml/2006/main">
+              <a:graphicData uri="http://schemas.openxmlformats.org/drawingml/2006/picture">
+                <pic:pic xmlns:pic="http://schemas.openxmlformats.org/drawingml/2006/picture">
+                  <pic:nvPicPr>
+                    <pic:cNvPr id="225521778" name=""/>
+                    <pic:cNvPicPr/>
+                  </pic:nvPicPr>
+                  <pic:blipFill>
+                    <a:blip r:embed="rId13"/>
+                    <a:stretch>
+                      <a:fillRect/>
+                    </a:stretch>
+                  </pic:blipFill>
+                  <pic:spPr>
+                    <a:xfrm>
+                      <a:off x="0" y="0"/>
+                      <a:ext cx="3695238" cy="780952"/>
+                    </a:xfrm>
+                    <a:prstGeom prst="rect">
+                      <a:avLst/>
+                    </a:prstGeom>
+                  </pic:spPr>
+                </pic:pic>
+              </a:graphicData>
+            </a:graphic>
+          </wp:inline>
+        </w:drawing>
+      </w:r>
+    </w:p>
+    <w:p/>
+    <w:p>
+      <w:r>
+        <w:rPr>
+          <w:rFonts w:hint="eastAsia"/>
+        </w:rPr>
+        <w:t>同理：也可以</w:t>
+      </w:r>
+      <w:r>
+        <w:rPr>
+          <w:rFonts w:hint="eastAsia"/>
+          <w:b/>
+          <w:bCs/>
+        </w:rPr>
+        <w:t>指令叠加</w:t>
+      </w:r>
+      <w:r>
+        <w:rPr>
+          <w:rFonts w:hint="eastAsia"/>
+        </w:rPr>
+        <w:t xml:space="preserve">，比如同时加上或者减去读  写   可执行  等三大权限 </w:t>
+      </w:r>
+    </w:p>
+    <w:p>
+      <w:r>
+        <w:rPr>
+          <w:rFonts w:hint="eastAsia"/>
+        </w:rPr>
+        <w:t xml:space="preserve"> 例如： </w:t>
+      </w:r>
+      <w:proofErr w:type="spellStart"/>
+      <w:r>
+        <w:rPr>
+          <w:rFonts w:hint="eastAsia"/>
+          <w:b/>
+          <w:bCs/>
+        </w:rPr>
+        <w:t>chmod</w:t>
+      </w:r>
+      <w:proofErr w:type="spellEnd"/>
+      <w:r>
+        <w:rPr>
+          <w:rFonts w:hint="eastAsia"/>
+          <w:b/>
+          <w:bCs/>
+        </w:rPr>
+        <w:t xml:space="preserve"> u-</w:t>
+      </w:r>
+      <w:proofErr w:type="spellStart"/>
+      <w:r>
+        <w:rPr>
+          <w:rFonts w:hint="eastAsia"/>
+          <w:b/>
+          <w:bCs/>
+        </w:rPr>
+        <w:t>rw</w:t>
+      </w:r>
+      <w:proofErr w:type="spellEnd"/>
+      <w:r>
+        <w:rPr>
+          <w:rFonts w:hint="eastAsia"/>
+          <w:b/>
+          <w:bCs/>
+        </w:rPr>
+        <w:t xml:space="preserve"> my.txt</w:t>
+      </w:r>
+      <w:r>
+        <w:rPr>
+          <w:rFonts w:hint="eastAsia"/>
+        </w:rPr>
+        <w:t xml:space="preserve">  就可以把拥有者的读写指令给删掉</w:t>
+      </w:r>
+    </w:p>
+    <w:p>
+      <w:pPr>
+        <w:rPr>
+          <w:rFonts w:hint="eastAsia"/>
+        </w:rPr>
+      </w:pPr>
+      <w:r>
+        <w:tab/>
+      </w:r>
+      <w:r>
+        <w:tab/>
+      </w:r>
+      <w:r>
+        <w:rPr>
+          <w:rFonts w:hint="eastAsia"/>
+        </w:rPr>
+        <w:t>加上同理，不做展示了</w:t>
+      </w:r>
+    </w:p>
+    <w:p/>
+    <w:p>
+      <w:r>
+        <w:rPr>
+          <w:rFonts w:hint="eastAsia"/>
+        </w:rPr>
+        <w:t xml:space="preserve">拥有者就是  u  </w:t>
+      </w:r>
+    </w:p>
+    <w:p>
+      <w:r>
+        <w:rPr>
+          <w:rFonts w:hint="eastAsia"/>
+        </w:rPr>
+        <w:t>所属组是    g</w:t>
+      </w:r>
+    </w:p>
+    <w:p>
+      <w:r>
+        <w:rPr>
+          <w:rFonts w:hint="eastAsia"/>
+        </w:rPr>
+        <w:t xml:space="preserve">Other 就是  o  </w:t>
+      </w:r>
+    </w:p>
+    <w:p/>
+    <w:p>
+      <w:r>
+        <w:rPr>
+          <w:rFonts w:hint="eastAsia"/>
+        </w:rPr>
+        <w:t>注意：也能一次性同时对多个角色的权限进行更改：</w:t>
+      </w:r>
+    </w:p>
+    <w:p>
+      <w:r>
+        <w:tab/>
+      </w:r>
+      <w:proofErr w:type="spellStart"/>
+      <w:r>
+        <w:rPr>
+          <w:rFonts w:hint="eastAsia"/>
+        </w:rPr>
+        <w:t>Chmod</w:t>
+      </w:r>
+      <w:proofErr w:type="spellEnd"/>
+      <w:r>
+        <w:rPr>
+          <w:rFonts w:hint="eastAsia"/>
+        </w:rPr>
+        <w:t xml:space="preserve"> </w:t>
+      </w:r>
+      <w:proofErr w:type="spellStart"/>
+      <w:r>
+        <w:rPr>
+          <w:rFonts w:hint="eastAsia"/>
+        </w:rPr>
+        <w:t>u-rw,g+rw,o+r</w:t>
+      </w:r>
+      <w:proofErr w:type="spellEnd"/>
+      <w:r>
+        <w:rPr>
+          <w:rFonts w:hint="eastAsia"/>
+        </w:rPr>
+        <w:t xml:space="preserve"> my.txt  就是对各个角色进行同时更改</w:t>
+      </w:r>
+    </w:p>
+    <w:p/>
+    <w:p>
+      <w:r>
+        <w:rPr>
+          <w:rFonts w:hint="eastAsia"/>
+        </w:rPr>
+        <w:t xml:space="preserve">同时，也有对所有角色相同权限都起作用的指令： </w:t>
+      </w:r>
+      <w:proofErr w:type="spellStart"/>
+      <w:r>
+        <w:rPr>
+          <w:rFonts w:hint="eastAsia"/>
+        </w:rPr>
+        <w:t>chmod</w:t>
+      </w:r>
+      <w:proofErr w:type="spellEnd"/>
+      <w:r>
+        <w:rPr>
+          <w:rFonts w:hint="eastAsia"/>
+        </w:rPr>
+        <w:t xml:space="preserve"> </w:t>
+      </w:r>
+      <w:proofErr w:type="spellStart"/>
+      <w:r>
+        <w:rPr>
+          <w:rFonts w:hint="eastAsia"/>
+        </w:rPr>
+        <w:t>a+w</w:t>
+      </w:r>
+      <w:proofErr w:type="spellEnd"/>
+      <w:r>
+        <w:rPr>
+          <w:rFonts w:hint="eastAsia"/>
+        </w:rPr>
+        <w:t xml:space="preserve"> my.txt 就能给三个角色都加上写权限</w:t>
       </w:r>
     </w:p>
     <w:p/>
     <w:p/>
+    <w:p>
+      <w:r>
+        <w:rPr>
+          <w:rFonts w:hint="eastAsia"/>
+        </w:rPr>
+        <w:lastRenderedPageBreak/>
+        <w:t>重点部分</w:t>
+      </w:r>
+    </w:p>
+    <w:p>
+      <w:r>
+        <w:tab/>
+      </w:r>
+      <w:r>
+        <w:rPr>
+          <w:rFonts w:hint="eastAsia"/>
+        </w:rPr>
+        <w:t>1 作为用户来说，能改任何人的文件权限吗 ?</w:t>
+      </w:r>
+    </w:p>
+    <w:p>
+      <w:r>
+        <w:rPr>
+          <w:rFonts w:hint="eastAsia"/>
+        </w:rPr>
+        <w:t xml:space="preserve"> </w:t>
+      </w:r>
+      <w:r>
+        <w:tab/>
+      </w:r>
+      <w:r>
+        <w:tab/>
+      </w:r>
+      <w:r>
+        <w:rPr>
+          <w:rFonts w:hint="eastAsia"/>
+        </w:rPr>
+        <w:t>用户只能更改自己的文件权限，例如下图报错内容</w:t>
+      </w:r>
+    </w:p>
+    <w:p>
+      <w:r>
+        <w:rPr>
+          <w:noProof/>
+        </w:rPr>
+        <w:drawing>
+          <wp:inline distT="0" distB="0" distL="0" distR="0" wp14:anchorId="48E17225" wp14:editId="24552EE1">
+            <wp:extent cx="5274310" cy="723900"/>
+            <wp:effectExtent l="0" t="0" r="2540" b="0"/>
+            <wp:docPr id="1932699556" name="图片 1"/>
+            <wp:cNvGraphicFramePr>
+              <a:graphicFrameLocks xmlns:a="http://schemas.openxmlformats.org/drawingml/2006/main" noChangeAspect="1"/>
+            </wp:cNvGraphicFramePr>
+            <a:graphic xmlns:a="http://schemas.openxmlformats.org/drawingml/2006/main">
+              <a:graphicData uri="http://schemas.openxmlformats.org/drawingml/2006/picture">
+                <pic:pic xmlns:pic="http://schemas.openxmlformats.org/drawingml/2006/picture">
+                  <pic:nvPicPr>
+                    <pic:cNvPr id="1932699556" name=""/>
+                    <pic:cNvPicPr/>
+                  </pic:nvPicPr>
+                  <pic:blipFill>
+                    <a:blip r:embed="rId14"/>
+                    <a:stretch>
+                      <a:fillRect/>
+                    </a:stretch>
+                  </pic:blipFill>
+                  <pic:spPr>
+                    <a:xfrm>
+                      <a:off x="0" y="0"/>
+                      <a:ext cx="5274310" cy="723900"/>
+                    </a:xfrm>
+                    <a:prstGeom prst="rect">
+                      <a:avLst/>
+                    </a:prstGeom>
+                  </pic:spPr>
+                </pic:pic>
+              </a:graphicData>
+            </a:graphic>
+          </wp:inline>
+        </w:drawing>
+      </w:r>
+    </w:p>
     <w:p/>
     <w:p>
-      <w:pPr>
-        <w:rPr>
-          <w:rFonts w:hint="eastAsia"/>
-        </w:rPr>
-      </w:pPr>
-      <w:r>
-        <w:rPr>
-          <w:rFonts w:hint="eastAsia"/>
-        </w:rPr>
-        <w:t>好，上面的知识铺垫好了要进行实操了，如何改权限呢？</w:t>
+      <w:r>
+        <w:rPr>
+          <w:rFonts w:hint="eastAsia"/>
+        </w:rPr>
+        <w:t>如果非要改，也可以用</w:t>
+      </w:r>
+      <w:proofErr w:type="spellStart"/>
+      <w:r>
+        <w:rPr>
+          <w:rFonts w:hint="eastAsia"/>
+        </w:rPr>
+        <w:t>sudo</w:t>
+      </w:r>
+      <w:proofErr w:type="spellEnd"/>
+      <w:r>
+        <w:rPr>
+          <w:rFonts w:hint="eastAsia"/>
+        </w:rPr>
+        <w:t>来提权进行修改</w:t>
+      </w:r>
+    </w:p>
+    <w:p/>
+    <w:p/>
+    <w:p>
+      <w:r>
+        <w:rPr>
+          <w:rFonts w:hint="eastAsia"/>
+        </w:rPr>
+        <w:t>2 没有权限怎么办？</w:t>
+      </w:r>
+    </w:p>
+    <w:p>
+      <w:pPr>
+        <w:rPr>
+          <w:rFonts w:hint="eastAsia"/>
+        </w:rPr>
+      </w:pPr>
+      <w:r>
+        <w:tab/>
+      </w:r>
+      <w:r>
+        <w:rPr>
+          <w:rFonts w:hint="eastAsia"/>
+        </w:rPr>
+        <w:t>例如下图示例没有读权限就会：</w:t>
+      </w:r>
+    </w:p>
+    <w:p>
+      <w:pPr>
+        <w:tabs>
+          <w:tab w:val="left" w:pos="420"/>
+          <w:tab w:val="left" w:pos="840"/>
+          <w:tab w:val="left" w:pos="1260"/>
+          <w:tab w:val="left" w:pos="1680"/>
+          <w:tab w:val="left" w:pos="2100"/>
+          <w:tab w:val="left" w:pos="2520"/>
+          <w:tab w:val="left" w:pos="2940"/>
+          <w:tab w:val="left" w:pos="3360"/>
+          <w:tab w:val="left" w:pos="3780"/>
+          <w:tab w:val="left" w:pos="4200"/>
+          <w:tab w:val="left" w:pos="4620"/>
+          <w:tab w:val="left" w:pos="5040"/>
+          <w:tab w:val="left" w:pos="5460"/>
+          <w:tab w:val="left" w:pos="5880"/>
+          <w:tab w:val="left" w:pos="6300"/>
+          <w:tab w:val="left" w:pos="6720"/>
+          <w:tab w:val="left" w:pos="7140"/>
+          <w:tab w:val="right" w:pos="8306"/>
+        </w:tabs>
+      </w:pPr>
+      <w:r>
+        <w:tab/>
+      </w:r>
+      <w:r>
+        <w:rPr>
+          <w:noProof/>
+        </w:rPr>
+        <w:drawing>
+          <wp:inline distT="0" distB="0" distL="0" distR="0" wp14:anchorId="48ED5F64" wp14:editId="5571617C">
+            <wp:extent cx="4276190" cy="838095"/>
+            <wp:effectExtent l="0" t="0" r="0" b="635"/>
+            <wp:docPr id="1104528528" name="图片 1"/>
+            <wp:cNvGraphicFramePr>
+              <a:graphicFrameLocks xmlns:a="http://schemas.openxmlformats.org/drawingml/2006/main" noChangeAspect="1"/>
+            </wp:cNvGraphicFramePr>
+            <a:graphic xmlns:a="http://schemas.openxmlformats.org/drawingml/2006/main">
+              <a:graphicData uri="http://schemas.openxmlformats.org/drawingml/2006/picture">
+                <pic:pic xmlns:pic="http://schemas.openxmlformats.org/drawingml/2006/picture">
+                  <pic:nvPicPr>
+                    <pic:cNvPr id="1104528528" name=""/>
+                    <pic:cNvPicPr/>
+                  </pic:nvPicPr>
+                  <pic:blipFill>
+                    <a:blip r:embed="rId15"/>
+                    <a:stretch>
+                      <a:fillRect/>
+                    </a:stretch>
+                  </pic:blipFill>
+                  <pic:spPr>
+                    <a:xfrm>
+                      <a:off x="0" y="0"/>
+                      <a:ext cx="4276190" cy="838095"/>
+                    </a:xfrm>
+                    <a:prstGeom prst="rect">
+                      <a:avLst/>
+                    </a:prstGeom>
+                  </pic:spPr>
+                </pic:pic>
+              </a:graphicData>
+            </a:graphic>
+          </wp:inline>
+        </w:drawing>
+      </w:r>
+      <w:r>
+        <w:rPr>
+          <w:rFonts w:hint="eastAsia"/>
+        </w:rPr>
+        <w:tab/>
+      </w:r>
+    </w:p>
+    <w:p>
+      <w:pPr>
+        <w:tabs>
+          <w:tab w:val="left" w:pos="420"/>
+          <w:tab w:val="left" w:pos="840"/>
+          <w:tab w:val="left" w:pos="1260"/>
+          <w:tab w:val="left" w:pos="1680"/>
+          <w:tab w:val="left" w:pos="2100"/>
+          <w:tab w:val="left" w:pos="2520"/>
+          <w:tab w:val="left" w:pos="2940"/>
+          <w:tab w:val="left" w:pos="3360"/>
+          <w:tab w:val="left" w:pos="3780"/>
+          <w:tab w:val="left" w:pos="4200"/>
+          <w:tab w:val="left" w:pos="4620"/>
+          <w:tab w:val="left" w:pos="5040"/>
+          <w:tab w:val="left" w:pos="5460"/>
+          <w:tab w:val="left" w:pos="5880"/>
+          <w:tab w:val="left" w:pos="6300"/>
+          <w:tab w:val="left" w:pos="6720"/>
+          <w:tab w:val="left" w:pos="7140"/>
+          <w:tab w:val="right" w:pos="8306"/>
+        </w:tabs>
+      </w:pPr>
+      <w:r>
+        <w:rPr>
+          <w:rFonts w:hint="eastAsia"/>
+        </w:rPr>
+        <w:t>同理，若无其他相应权限，系统会拒绝让我们访问</w:t>
+      </w:r>
+    </w:p>
+    <w:p>
+      <w:pPr>
+        <w:tabs>
+          <w:tab w:val="left" w:pos="420"/>
+          <w:tab w:val="left" w:pos="840"/>
+          <w:tab w:val="left" w:pos="1260"/>
+          <w:tab w:val="left" w:pos="1680"/>
+          <w:tab w:val="left" w:pos="2100"/>
+          <w:tab w:val="left" w:pos="2520"/>
+          <w:tab w:val="left" w:pos="2940"/>
+          <w:tab w:val="left" w:pos="3360"/>
+          <w:tab w:val="left" w:pos="3780"/>
+          <w:tab w:val="left" w:pos="4200"/>
+          <w:tab w:val="left" w:pos="4620"/>
+          <w:tab w:val="left" w:pos="5040"/>
+          <w:tab w:val="left" w:pos="5460"/>
+          <w:tab w:val="left" w:pos="5880"/>
+          <w:tab w:val="left" w:pos="6300"/>
+          <w:tab w:val="left" w:pos="6720"/>
+          <w:tab w:val="left" w:pos="7140"/>
+          <w:tab w:val="right" w:pos="8306"/>
+        </w:tabs>
+      </w:pPr>
+    </w:p>
+    <w:p>
+      <w:pPr>
+        <w:tabs>
+          <w:tab w:val="left" w:pos="420"/>
+          <w:tab w:val="left" w:pos="840"/>
+          <w:tab w:val="left" w:pos="1260"/>
+          <w:tab w:val="left" w:pos="1680"/>
+          <w:tab w:val="left" w:pos="2100"/>
+          <w:tab w:val="left" w:pos="2520"/>
+          <w:tab w:val="left" w:pos="2940"/>
+          <w:tab w:val="left" w:pos="3360"/>
+          <w:tab w:val="left" w:pos="3780"/>
+          <w:tab w:val="left" w:pos="4200"/>
+          <w:tab w:val="left" w:pos="4620"/>
+          <w:tab w:val="left" w:pos="5040"/>
+          <w:tab w:val="left" w:pos="5460"/>
+          <w:tab w:val="left" w:pos="5880"/>
+          <w:tab w:val="left" w:pos="6300"/>
+          <w:tab w:val="left" w:pos="6720"/>
+          <w:tab w:val="left" w:pos="7140"/>
+          <w:tab w:val="right" w:pos="8306"/>
+        </w:tabs>
+      </w:pPr>
+    </w:p>
+    <w:p>
+      <w:pPr>
+        <w:tabs>
+          <w:tab w:val="left" w:pos="420"/>
+          <w:tab w:val="left" w:pos="840"/>
+          <w:tab w:val="left" w:pos="1260"/>
+          <w:tab w:val="left" w:pos="1680"/>
+          <w:tab w:val="left" w:pos="2100"/>
+          <w:tab w:val="left" w:pos="2520"/>
+          <w:tab w:val="left" w:pos="2940"/>
+          <w:tab w:val="left" w:pos="3360"/>
+          <w:tab w:val="left" w:pos="3780"/>
+          <w:tab w:val="left" w:pos="4200"/>
+          <w:tab w:val="left" w:pos="4620"/>
+          <w:tab w:val="left" w:pos="5040"/>
+          <w:tab w:val="left" w:pos="5460"/>
+          <w:tab w:val="left" w:pos="5880"/>
+          <w:tab w:val="left" w:pos="6300"/>
+          <w:tab w:val="left" w:pos="6720"/>
+          <w:tab w:val="left" w:pos="7140"/>
+          <w:tab w:val="right" w:pos="8306"/>
+        </w:tabs>
+      </w:pPr>
+      <w:r>
+        <w:rPr>
+          <w:rFonts w:hint="eastAsia"/>
+          <w:b/>
+          <w:bCs/>
+          <w:highlight w:val="yellow"/>
+        </w:rPr>
+        <w:t>3</w:t>
+      </w:r>
+      <w:r>
+        <w:rPr>
+          <w:rFonts w:hint="eastAsia"/>
+        </w:rPr>
+        <w:t xml:space="preserve"> 如果我们作为拥有者没有了对用的权限，但我们在所属组中有对应的权限，或者说如果我们在所属组中没有了对应的权限，但我们作为拥有者却有对应的权限时会怎么处理呢？</w:t>
+      </w:r>
+    </w:p>
+    <w:p>
+      <w:pPr>
+        <w:tabs>
+          <w:tab w:val="left" w:pos="420"/>
+          <w:tab w:val="left" w:pos="840"/>
+          <w:tab w:val="left" w:pos="1260"/>
+          <w:tab w:val="left" w:pos="1680"/>
+          <w:tab w:val="left" w:pos="2100"/>
+          <w:tab w:val="left" w:pos="2520"/>
+          <w:tab w:val="left" w:pos="2940"/>
+          <w:tab w:val="left" w:pos="3360"/>
+          <w:tab w:val="left" w:pos="3780"/>
+          <w:tab w:val="left" w:pos="4200"/>
+          <w:tab w:val="left" w:pos="4620"/>
+          <w:tab w:val="left" w:pos="5040"/>
+          <w:tab w:val="left" w:pos="5460"/>
+          <w:tab w:val="left" w:pos="5880"/>
+          <w:tab w:val="left" w:pos="6300"/>
+          <w:tab w:val="left" w:pos="6720"/>
+          <w:tab w:val="left" w:pos="7140"/>
+          <w:tab w:val="right" w:pos="8306"/>
+        </w:tabs>
+        <w:rPr>
+          <w:rFonts w:hint="eastAsia"/>
+        </w:rPr>
+      </w:pPr>
+      <w:r>
+        <w:tab/>
+      </w:r>
+      <w:r>
+        <w:rPr>
+          <w:rFonts w:hint="eastAsia"/>
+        </w:rPr>
+        <w:t>（此处适用于centos）</w:t>
+      </w:r>
+      <w:r>
+        <w:rPr>
+          <w:rFonts w:hint="eastAsia"/>
+        </w:rPr>
+        <w:t>确定权限信息时，系统会先确定拥有者，所属组，other这三个角色中的</w:t>
+      </w:r>
+      <w:r>
+        <w:rPr>
+          <w:rFonts w:hint="eastAsia"/>
+        </w:rPr>
+        <w:t>什么呢？只会确定一次，具体规则为：判定用户是否是当前文件拥有者，是的话继承拥有者的文件权限；若不是，则判断当前用户是否属于该文件的所属组，是的话继承该文件所属组对该文件的权限；如果既不是拥有者也不是所属组，那就对应other的权利了</w:t>
+      </w:r>
+    </w:p>
+    <w:p>
+      <w:pPr>
+        <w:rPr>
+          <w:rFonts w:hint="eastAsia"/>
+        </w:rPr>
+      </w:pPr>
+    </w:p>
+    <w:p/>
+    <w:p>
+      <w:r>
+        <w:rPr>
+          <w:rFonts w:hint="eastAsia"/>
+        </w:rPr>
+        <w:lastRenderedPageBreak/>
+        <w:t>4  root在权限当中扮演的角色是什么呢？</w:t>
+      </w:r>
+    </w:p>
+    <w:p>
+      <w:r>
+        <w:tab/>
+      </w:r>
+      <w:r>
+        <w:rPr>
+          <w:rFonts w:hint="eastAsia"/>
+        </w:rPr>
+        <w:t>不受权限约束，在Linux中就是神！哪怕不是拥有者，但也可以读写运行，甚至删掉拥有者或所属组的权限</w:t>
+      </w:r>
+    </w:p>
+    <w:p/>
+    <w:p/>
+    <w:p>
+      <w:r>
+        <w:rPr>
+          <w:rFonts w:hint="eastAsia"/>
+        </w:rPr>
+        <w:t>5  如何理解可执行？</w:t>
+      </w:r>
+    </w:p>
+    <w:p>
+      <w:r>
+        <w:tab/>
+      </w:r>
+      <w:r>
+        <w:tab/>
+      </w:r>
+      <w:r>
+        <w:rPr>
+          <w:rFonts w:hint="eastAsia"/>
+        </w:rPr>
+        <w:t>可执行权限！=文件可以执行</w:t>
+      </w:r>
+    </w:p>
+    <w:p/>
+    <w:p>
+      <w:r>
+        <w:rPr>
+          <w:rFonts w:hint="eastAsia"/>
+        </w:rPr>
+        <w:t>、</w:t>
+      </w:r>
+      <w:r>
+        <w:rPr>
+          <w:rFonts w:hint="eastAsia"/>
+        </w:rPr>
+        <w:t xml:space="preserve"> </w:t>
+      </w:r>
+    </w:p>
+    <w:p/>
+    <w:p>
+      <w:pPr>
+        <w:rPr>
+          <w:b/>
+          <w:bCs/>
+        </w:rPr>
+      </w:pPr>
+      <w:r>
+        <w:rPr>
+          <w:rFonts w:hint="eastAsia"/>
+          <w:b/>
+          <w:bCs/>
+          <w:highlight w:val="yellow"/>
+        </w:rPr>
+        <w:t>如何修改角色呢？</w:t>
+      </w:r>
+    </w:p>
+    <w:p>
+      <w:pPr>
+        <w:rPr>
+          <w:rFonts w:hint="eastAsia"/>
+          <w:b/>
+          <w:bCs/>
+        </w:rPr>
+      </w:pPr>
+      <w:r>
+        <w:rPr>
+          <w:b/>
+          <w:bCs/>
+        </w:rPr>
+        <w:tab/>
+      </w:r>
+      <w:r>
+        <w:rPr>
+          <w:b/>
+          <w:bCs/>
+        </w:rPr>
+        <w:tab/>
+      </w:r>
+      <w:r>
+        <w:rPr>
+          <w:rFonts w:hint="eastAsia"/>
+          <w:b/>
+          <w:bCs/>
+        </w:rPr>
+        <w:t>一般要使用</w:t>
+      </w:r>
+      <w:proofErr w:type="spellStart"/>
+      <w:r>
+        <w:rPr>
+          <w:rFonts w:hint="eastAsia"/>
+          <w:b/>
+          <w:bCs/>
+        </w:rPr>
+        <w:t>chown</w:t>
+      </w:r>
+      <w:proofErr w:type="spellEnd"/>
+      <w:r>
+        <w:rPr>
+          <w:rFonts w:hint="eastAsia"/>
+          <w:b/>
+          <w:bCs/>
+        </w:rPr>
+        <w:t>这个指令</w:t>
+      </w:r>
+      <w:r>
+        <w:rPr>
+          <w:rFonts w:hint="eastAsia"/>
+          <w:b/>
+          <w:bCs/>
+        </w:rPr>
+        <w:t>修改拥有者</w:t>
+      </w:r>
+    </w:p>
+    <w:p>
+      <w:pPr>
+        <w:rPr>
+          <w:b/>
+          <w:bCs/>
+        </w:rPr>
+      </w:pPr>
+      <w:r>
+        <w:rPr>
+          <w:b/>
+          <w:bCs/>
+        </w:rPr>
+        <w:tab/>
+      </w:r>
+      <w:r>
+        <w:rPr>
+          <w:b/>
+          <w:bCs/>
+        </w:rPr>
+        <w:tab/>
+      </w:r>
+      <w:r>
+        <w:rPr>
+          <w:rFonts w:hint="eastAsia"/>
+          <w:b/>
+          <w:bCs/>
+        </w:rPr>
+        <w:t>（注意：系统默认不允许我们把文件给别人</w:t>
+      </w:r>
+      <w:r>
+        <w:rPr>
+          <w:rFonts w:hint="eastAsia"/>
+          <w:b/>
+          <w:bCs/>
+        </w:rPr>
+        <w:t>，所以想给别人必须高权限，所以要使用</w:t>
+      </w:r>
+      <w:proofErr w:type="spellStart"/>
+      <w:r>
+        <w:rPr>
+          <w:rFonts w:hint="eastAsia"/>
+          <w:b/>
+          <w:bCs/>
+        </w:rPr>
+        <w:t>sudo</w:t>
+      </w:r>
+      <w:proofErr w:type="spellEnd"/>
+      <w:r>
+        <w:rPr>
+          <w:rFonts w:hint="eastAsia"/>
+          <w:b/>
+          <w:bCs/>
+        </w:rPr>
+        <w:t>来提权限</w:t>
+      </w:r>
+      <w:r>
+        <w:rPr>
+          <w:rFonts w:hint="eastAsia"/>
+          <w:b/>
+          <w:bCs/>
+        </w:rPr>
+        <w:t>，同理，下面的所属组的更改也要</w:t>
+      </w:r>
+      <w:proofErr w:type="spellStart"/>
+      <w:r>
+        <w:rPr>
+          <w:rFonts w:hint="eastAsia"/>
+          <w:b/>
+          <w:bCs/>
+        </w:rPr>
+        <w:t>sudo</w:t>
+      </w:r>
+      <w:proofErr w:type="spellEnd"/>
+      <w:r>
+        <w:rPr>
+          <w:rFonts w:hint="eastAsia"/>
+          <w:b/>
+          <w:bCs/>
+        </w:rPr>
+        <w:t>提权</w:t>
+      </w:r>
+      <w:r>
+        <w:rPr>
+          <w:rFonts w:hint="eastAsia"/>
+          <w:b/>
+          <w:bCs/>
+        </w:rPr>
+        <w:t>）</w:t>
+      </w:r>
+    </w:p>
+    <w:p>
+      <w:pPr>
+        <w:rPr>
+          <w:b/>
+          <w:bCs/>
+        </w:rPr>
+      </w:pPr>
+    </w:p>
+    <w:p>
+      <w:pPr>
+        <w:rPr>
+          <w:b/>
+          <w:bCs/>
+        </w:rPr>
+      </w:pPr>
+      <w:r>
+        <w:rPr>
+          <w:b/>
+          <w:bCs/>
+        </w:rPr>
+        <w:tab/>
+      </w:r>
+      <w:r>
+        <w:rPr>
+          <w:b/>
+          <w:bCs/>
+        </w:rPr>
+        <w:tab/>
+      </w:r>
+      <w:r>
+        <w:rPr>
+          <w:rFonts w:hint="eastAsia"/>
+          <w:b/>
+          <w:bCs/>
+        </w:rPr>
+        <w:t xml:space="preserve">例如： </w:t>
+      </w:r>
+      <w:proofErr w:type="spellStart"/>
+      <w:r>
+        <w:rPr>
+          <w:rFonts w:hint="eastAsia"/>
+          <w:b/>
+          <w:bCs/>
+        </w:rPr>
+        <w:t>sudo</w:t>
+      </w:r>
+      <w:proofErr w:type="spellEnd"/>
+      <w:r>
+        <w:rPr>
+          <w:rFonts w:hint="eastAsia"/>
+          <w:b/>
+          <w:bCs/>
+        </w:rPr>
+        <w:t xml:space="preserve"> </w:t>
+      </w:r>
+      <w:proofErr w:type="spellStart"/>
+      <w:r>
+        <w:rPr>
+          <w:rFonts w:hint="eastAsia"/>
+          <w:b/>
+          <w:bCs/>
+        </w:rPr>
+        <w:t>chown</w:t>
+      </w:r>
+      <w:proofErr w:type="spellEnd"/>
+      <w:r>
+        <w:rPr>
+          <w:rFonts w:hint="eastAsia"/>
+          <w:b/>
+          <w:bCs/>
+        </w:rPr>
+        <w:t xml:space="preserve"> </w:t>
+      </w:r>
+      <w:proofErr w:type="spellStart"/>
+      <w:r>
+        <w:rPr>
+          <w:rFonts w:hint="eastAsia"/>
+          <w:b/>
+          <w:bCs/>
+        </w:rPr>
+        <w:t>zpw</w:t>
+      </w:r>
+      <w:proofErr w:type="spellEnd"/>
+      <w:r>
+        <w:rPr>
+          <w:rFonts w:hint="eastAsia"/>
+          <w:b/>
+          <w:bCs/>
+        </w:rPr>
+        <w:t xml:space="preserve"> </w:t>
+      </w:r>
+      <w:proofErr w:type="spellStart"/>
+      <w:r>
+        <w:rPr>
+          <w:rFonts w:hint="eastAsia"/>
+          <w:b/>
+          <w:bCs/>
+        </w:rPr>
+        <w:t>cmd</w:t>
+      </w:r>
+      <w:proofErr w:type="spellEnd"/>
+      <w:r>
+        <w:rPr>
+          <w:rFonts w:hint="eastAsia"/>
+          <w:b/>
+          <w:bCs/>
+        </w:rPr>
+        <w:t xml:space="preserve">  就以提权的方式把</w:t>
+      </w:r>
+      <w:proofErr w:type="spellStart"/>
+      <w:r>
+        <w:rPr>
+          <w:rFonts w:hint="eastAsia"/>
+          <w:b/>
+          <w:bCs/>
+        </w:rPr>
+        <w:t>cmd</w:t>
+      </w:r>
+      <w:proofErr w:type="spellEnd"/>
+      <w:r>
+        <w:rPr>
+          <w:rFonts w:hint="eastAsia"/>
+          <w:b/>
+          <w:bCs/>
+        </w:rPr>
+        <w:t>这个文件的拥有者改为</w:t>
+      </w:r>
+      <w:proofErr w:type="spellStart"/>
+      <w:r>
+        <w:rPr>
+          <w:rFonts w:hint="eastAsia"/>
+          <w:b/>
+          <w:bCs/>
+        </w:rPr>
+        <w:t>zpw</w:t>
+      </w:r>
+      <w:proofErr w:type="spellEnd"/>
+      <w:r>
+        <w:rPr>
+          <w:rFonts w:hint="eastAsia"/>
+          <w:b/>
+          <w:bCs/>
+        </w:rPr>
+        <w:t>了</w:t>
+      </w:r>
+      <w:r>
+        <w:rPr>
+          <w:b/>
+          <w:bCs/>
+        </w:rPr>
+        <w:tab/>
+      </w:r>
+      <w:r>
+        <w:rPr>
+          <w:b/>
+          <w:bCs/>
+        </w:rPr>
+        <w:tab/>
+      </w:r>
+      <w:proofErr w:type="spellStart"/>
+      <w:r>
+        <w:rPr>
+          <w:rFonts w:hint="eastAsia"/>
+          <w:b/>
+          <w:bCs/>
+        </w:rPr>
+        <w:t>sudo</w:t>
+      </w:r>
+      <w:proofErr w:type="spellEnd"/>
+      <w:r>
+        <w:rPr>
+          <w:rFonts w:hint="eastAsia"/>
+          <w:b/>
+          <w:bCs/>
+        </w:rPr>
+        <w:t xml:space="preserve"> </w:t>
+      </w:r>
+      <w:proofErr w:type="spellStart"/>
+      <w:r>
+        <w:rPr>
+          <w:rFonts w:hint="eastAsia"/>
+          <w:b/>
+          <w:bCs/>
+        </w:rPr>
+        <w:t>chown</w:t>
+      </w:r>
+      <w:proofErr w:type="spellEnd"/>
+      <w:r>
+        <w:rPr>
+          <w:rFonts w:hint="eastAsia"/>
+          <w:b/>
+          <w:bCs/>
+        </w:rPr>
+        <w:t xml:space="preserve"> root </w:t>
+      </w:r>
+      <w:proofErr w:type="spellStart"/>
+      <w:r>
+        <w:rPr>
+          <w:rFonts w:hint="eastAsia"/>
+          <w:b/>
+          <w:bCs/>
+        </w:rPr>
+        <w:t>cmd</w:t>
+      </w:r>
+      <w:proofErr w:type="spellEnd"/>
+      <w:r>
+        <w:rPr>
+          <w:rFonts w:hint="eastAsia"/>
+          <w:b/>
+          <w:bCs/>
+        </w:rPr>
+        <w:t xml:space="preserve">  就把</w:t>
+      </w:r>
+      <w:proofErr w:type="spellStart"/>
+      <w:r>
+        <w:rPr>
+          <w:rFonts w:hint="eastAsia"/>
+          <w:b/>
+          <w:bCs/>
+        </w:rPr>
+        <w:t>cmd</w:t>
+      </w:r>
+      <w:proofErr w:type="spellEnd"/>
+      <w:r>
+        <w:rPr>
+          <w:rFonts w:hint="eastAsia"/>
+          <w:b/>
+          <w:bCs/>
+        </w:rPr>
+        <w:t>这个文件的拥有者改为</w:t>
+      </w:r>
+      <w:proofErr w:type="spellStart"/>
+      <w:r>
+        <w:rPr>
+          <w:rFonts w:hint="eastAsia"/>
+          <w:b/>
+          <w:bCs/>
+        </w:rPr>
+        <w:t>zpw</w:t>
+      </w:r>
+      <w:proofErr w:type="spellEnd"/>
+      <w:r>
+        <w:rPr>
+          <w:rFonts w:hint="eastAsia"/>
+          <w:b/>
+          <w:bCs/>
+        </w:rPr>
+        <w:t>了</w:t>
+      </w:r>
+    </w:p>
+    <w:p>
+      <w:pPr>
+        <w:rPr>
+          <w:b/>
+          <w:bCs/>
+        </w:rPr>
+      </w:pPr>
+    </w:p>
+    <w:p>
+      <w:pPr>
+        <w:rPr>
+          <w:b/>
+          <w:bCs/>
+        </w:rPr>
+      </w:pPr>
+    </w:p>
+    <w:p>
+      <w:pPr>
+        <w:ind w:left="420" w:firstLine="420"/>
+        <w:rPr>
+          <w:b/>
+          <w:bCs/>
+        </w:rPr>
+      </w:pPr>
+      <w:r>
+        <w:rPr>
+          <w:rFonts w:hint="eastAsia"/>
+          <w:b/>
+          <w:bCs/>
+        </w:rPr>
+        <w:t xml:space="preserve">同理，修改所属组用 </w:t>
+      </w:r>
+      <w:proofErr w:type="spellStart"/>
+      <w:r>
+        <w:rPr>
+          <w:rFonts w:hint="eastAsia"/>
+          <w:b/>
+          <w:bCs/>
+        </w:rPr>
+        <w:t>chgrp</w:t>
+      </w:r>
+      <w:proofErr w:type="spellEnd"/>
+      <w:r>
+        <w:rPr>
+          <w:rFonts w:hint="eastAsia"/>
+          <w:b/>
+          <w:bCs/>
+        </w:rPr>
+        <w:t xml:space="preserve"> 这个指令来修改文件的所属组 </w:t>
+      </w:r>
+    </w:p>
+    <w:p>
+      <w:pPr>
+        <w:ind w:left="420" w:firstLine="420"/>
+        <w:rPr>
+          <w:b/>
+          <w:bCs/>
+        </w:rPr>
+      </w:pPr>
+    </w:p>
+    <w:p>
+      <w:pPr>
+        <w:ind w:left="420" w:firstLine="420"/>
+        <w:rPr>
+          <w:rFonts w:hint="eastAsia"/>
+          <w:b/>
+          <w:bCs/>
+        </w:rPr>
+      </w:pPr>
+    </w:p>
+    <w:p>
+      <w:pPr>
+        <w:rPr>
+          <w:b/>
+          <w:bCs/>
+        </w:rPr>
+      </w:pPr>
+      <w:r>
+        <w:rPr>
+          <w:b/>
+          <w:bCs/>
+        </w:rPr>
+        <w:tab/>
+      </w:r>
+    </w:p>
+    <w:p>
+      <w:pPr>
+        <w:rPr>
+          <w:b/>
+          <w:bCs/>
+        </w:rPr>
+      </w:pPr>
+      <w:r>
+        <w:rPr>
+          <w:rFonts w:hint="eastAsia"/>
+          <w:b/>
+          <w:bCs/>
+        </w:rPr>
+        <w:t>重谈修改文件属性：</w:t>
+      </w:r>
+    </w:p>
+    <w:p>
+      <w:pPr>
+        <w:rPr>
+          <w:b/>
+          <w:bCs/>
+        </w:rPr>
+      </w:pPr>
+      <w:r>
+        <w:rPr>
+          <w:b/>
+          <w:bCs/>
+        </w:rPr>
+        <w:tab/>
+      </w:r>
+      <w:r>
+        <w:rPr>
+          <w:rFonts w:hint="eastAsia"/>
+          <w:b/>
+          <w:bCs/>
+        </w:rPr>
+        <w:t>权限的八进制表示方式：对应权限位有权限为1，无对应权限为0，例如r-x 对应二进制101，换算成八进制就是5，同理三个角色的权限都换算成二进制再换算成八进制后就是权限的八进制表示方式</w:t>
+      </w:r>
+    </w:p>
+    <w:p>
+      <w:pPr>
+        <w:rPr>
+          <w:b/>
+          <w:bCs/>
+        </w:rPr>
+      </w:pPr>
+    </w:p>
+    <w:p>
+      <w:pPr>
+        <w:rPr>
+          <w:b/>
+          <w:bCs/>
+        </w:rPr>
+      </w:pPr>
+      <w:r>
+        <w:rPr>
+          <w:b/>
+          <w:bCs/>
+        </w:rPr>
+        <w:lastRenderedPageBreak/>
+        <w:tab/>
+      </w:r>
+      <w:r>
+        <w:rPr>
+          <w:rFonts w:hint="eastAsia"/>
+          <w:b/>
+          <w:bCs/>
+        </w:rPr>
+        <w:t xml:space="preserve">应用： </w:t>
+      </w:r>
+      <w:proofErr w:type="spellStart"/>
+      <w:r>
+        <w:rPr>
+          <w:rFonts w:hint="eastAsia"/>
+          <w:b/>
+          <w:bCs/>
+        </w:rPr>
+        <w:t>chmod</w:t>
+      </w:r>
+      <w:proofErr w:type="spellEnd"/>
+      <w:r>
+        <w:rPr>
+          <w:rFonts w:hint="eastAsia"/>
+          <w:b/>
+          <w:bCs/>
+        </w:rPr>
+        <w:t xml:space="preserve"> 777 </w:t>
+      </w:r>
+      <w:proofErr w:type="spellStart"/>
+      <w:r>
+        <w:rPr>
+          <w:rFonts w:hint="eastAsia"/>
+          <w:b/>
+          <w:bCs/>
+        </w:rPr>
+        <w:t>cmd</w:t>
+      </w:r>
+      <w:proofErr w:type="spellEnd"/>
+      <w:r>
+        <w:rPr>
+          <w:rFonts w:hint="eastAsia"/>
+          <w:b/>
+          <w:bCs/>
+        </w:rPr>
+        <w:t xml:space="preserve">  就会使</w:t>
+      </w:r>
+      <w:proofErr w:type="spellStart"/>
+      <w:r>
+        <w:rPr>
+          <w:rFonts w:hint="eastAsia"/>
+          <w:b/>
+          <w:bCs/>
+        </w:rPr>
+        <w:t>cmd</w:t>
+      </w:r>
+      <w:proofErr w:type="spellEnd"/>
+      <w:r>
+        <w:rPr>
+          <w:rFonts w:hint="eastAsia"/>
+          <w:b/>
+          <w:bCs/>
+        </w:rPr>
+        <w:t>的所有角色的所有权限都有</w:t>
+      </w:r>
+    </w:p>
+    <w:p>
+      <w:pPr>
+        <w:rPr>
+          <w:rFonts w:hint="eastAsia"/>
+          <w:b/>
+          <w:bCs/>
+        </w:rPr>
+      </w:pPr>
+      <w:r>
+        <w:rPr>
+          <w:b/>
+          <w:bCs/>
+        </w:rPr>
+        <w:tab/>
+      </w:r>
+    </w:p>
+    <w:p>
+      <w:pPr>
+        <w:rPr>
+          <w:rFonts w:hint="eastAsia"/>
+          <w:b/>
+          <w:bCs/>
+        </w:rPr>
+      </w:pPr>
+      <w:r>
+        <w:rPr>
+          <w:b/>
+          <w:bCs/>
+        </w:rPr>
+        <w:tab/>
+      </w:r>
+    </w:p>
+    <w:p>
+      <w:pPr>
+        <w:rPr>
+          <w:b/>
+          <w:bCs/>
+        </w:rPr>
+      </w:pPr>
+      <w:r>
+        <w:rPr>
+          <w:b/>
+          <w:bCs/>
+        </w:rPr>
+        <w:tab/>
+      </w:r>
+      <w:r>
+        <w:rPr>
+          <w:rFonts w:hint="eastAsia"/>
+          <w:b/>
+          <w:bCs/>
+        </w:rPr>
+        <w:t>目录权限如何理解？</w:t>
+      </w:r>
+    </w:p>
+    <w:p>
+      <w:pPr>
+        <w:rPr>
+          <w:b/>
+          <w:bCs/>
+        </w:rPr>
+      </w:pPr>
+      <w:r>
+        <w:rPr>
+          <w:b/>
+          <w:bCs/>
+        </w:rPr>
+        <w:tab/>
+      </w:r>
+      <w:r>
+        <w:rPr>
+          <w:b/>
+          <w:bCs/>
+        </w:rPr>
+        <w:tab/>
+      </w:r>
+      <w:r>
+        <w:rPr>
+          <w:rFonts w:hint="eastAsia"/>
+          <w:b/>
+          <w:bCs/>
+        </w:rPr>
+        <w:t>进入目录需要x权限</w:t>
+      </w:r>
+    </w:p>
+    <w:p>
+      <w:pPr>
+        <w:rPr>
+          <w:b/>
+          <w:bCs/>
+        </w:rPr>
+      </w:pPr>
+      <w:r>
+        <w:rPr>
+          <w:b/>
+          <w:bCs/>
+        </w:rPr>
+        <w:tab/>
+      </w:r>
+      <w:r>
+        <w:rPr>
+          <w:b/>
+          <w:bCs/>
+        </w:rPr>
+        <w:tab/>
+      </w:r>
+      <w:r>
+        <w:rPr>
+          <w:rFonts w:hint="eastAsia"/>
+          <w:b/>
+          <w:bCs/>
+        </w:rPr>
+        <w:t>查看目录内容需要r权限</w:t>
+      </w:r>
+    </w:p>
+    <w:p>
+      <w:pPr>
+        <w:rPr>
+          <w:rFonts w:hint="eastAsia"/>
+        </w:rPr>
+      </w:pPr>
+      <w:r>
+        <w:rPr>
+          <w:b/>
+          <w:bCs/>
+        </w:rPr>
+        <w:tab/>
+      </w:r>
+      <w:r>
+        <w:rPr>
+          <w:b/>
+          <w:bCs/>
+        </w:rPr>
+        <w:tab/>
+      </w:r>
+      <w:r>
+        <w:rPr>
+          <w:rFonts w:hint="eastAsia"/>
+          <w:b/>
+          <w:bCs/>
+        </w:rPr>
+        <w:t xml:space="preserve">在指定目录内部新建文件需要w权限  </w:t>
       </w:r>
     </w:p>
     <w:sectPr>
